--- a/companies/calderwood-partners/Engagements/Walker-Murray/2022.08.30 - Status Report - Walker-Murray v2 FINAL (copy).docx
+++ b/companies/calderwood-partners/Engagements/Walker-Murray/2022.08.30 - Status Report - Walker-Murray v2 FINAL (copy).docx
@@ -7,147 +7,12 @@
         <w:pStyle w:val="Heading1"/>
       </w:pPr>
       <w:r>
-        <w:t>Status Report: Margin Recovery Program</w:t>
-      </w:r>
-    </w:p>
-    <w:tbl>
-      <w:tblPr>
-        <w:tblStyle w:val="TableGrid"/>
-        <w:tblW w:type="auto" w:w="0"/>
-        <w:tblLook w:firstColumn="1" w:firstRow="1" w:lastColumn="0" w:lastRow="0" w:noHBand="0" w:noVBand="1" w:val="04A0"/>
-      </w:tblPr>
-      <w:tblGrid>
-        <w:gridCol w:w="4320"/>
-        <w:gridCol w:w="4320"/>
-      </w:tblGrid>
-      <w:tr>
-        <w:tc>
-          <w:tcPr>
-            <w:tcW w:type="dxa" w:w="4320"/>
-          </w:tcPr>
-          <w:p>
-            <w:r>
-              <w:rPr>
-                <w:b/>
-              </w:rPr>
-              <w:t>Field</w:t>
-            </w:r>
-          </w:p>
-        </w:tc>
-        <w:tc>
-          <w:tcPr>
-            <w:tcW w:type="dxa" w:w="4320"/>
-          </w:tcPr>
-          <w:p>
-            <w:r>
-              <w:rPr>
-                <w:b/>
-              </w:rPr>
-              <w:t>Detail</w:t>
-            </w:r>
-          </w:p>
-        </w:tc>
-      </w:tr>
-      <w:tr>
-        <w:tc>
-          <w:tcPr>
-            <w:tcW w:type="dxa" w:w="4320"/>
-          </w:tcPr>
-          <w:p>
-            <w:r>
-              <w:t>Program</w:t>
-            </w:r>
-          </w:p>
-        </w:tc>
-        <w:tc>
-          <w:tcPr>
-            <w:tcW w:type="dxa" w:w="4320"/>
-          </w:tcPr>
-          <w:p>
-            <w:r>
-              <w:t>Margin Recovery Program</w:t>
-            </w:r>
-          </w:p>
-        </w:tc>
-      </w:tr>
-      <w:tr>
-        <w:tc>
-          <w:tcPr>
-            <w:tcW w:type="dxa" w:w="4320"/>
-          </w:tcPr>
-          <w:p>
-            <w:r>
-              <w:t>Client</w:t>
-            </w:r>
-          </w:p>
-        </w:tc>
-        <w:tc>
-          <w:tcPr>
-            <w:tcW w:type="dxa" w:w="4320"/>
-          </w:tcPr>
-          <w:p>
-            <w:r>
-              <w:t>Walker-Murray</w:t>
-            </w:r>
-          </w:p>
-        </w:tc>
-      </w:tr>
-      <w:tr>
-        <w:tc>
-          <w:tcPr>
-            <w:tcW w:type="dxa" w:w="4320"/>
-          </w:tcPr>
-          <w:p>
-            <w:r>
-              <w:t>Prepared for</w:t>
-            </w:r>
-          </w:p>
-        </w:tc>
-        <w:tc>
-          <w:tcPr>
-            <w:tcW w:type="dxa" w:w="4320"/>
-          </w:tcPr>
-          <w:p>
-            <w:r>
-              <w:t>Walker-Murray leadership</w:t>
-            </w:r>
-          </w:p>
-        </w:tc>
-      </w:tr>
-      <w:tr>
-        <w:tc>
-          <w:tcPr>
-            <w:tcW w:type="dxa" w:w="4320"/>
-          </w:tcPr>
-          <w:p>
-            <w:r>
-              <w:t>Prepared by</w:t>
-            </w:r>
-          </w:p>
-        </w:tc>
-        <w:tc>
-          <w:tcPr>
-            <w:tcW w:type="dxa" w:w="4320"/>
-          </w:tcPr>
-          <w:p>
-            <w:r>
-              <w:t>Melissa Casey, Research Associate</w:t>
-            </w:r>
-          </w:p>
-        </w:tc>
-      </w:tr>
-    </w:tbl>
-    <w:p>
-      <w:pPr>
-        <w:pStyle w:val="Heading2"/>
-      </w:pPr>
-      <w:r>
-        <w:t>Summary</w:t>
+        <w:t>Status Report: Margin Recovery Program for Walker-Murray</w:t>
       </w:r>
     </w:p>
     <w:p>
       <w:r>
-        <w:t>The margin recovery program for Walker-Murray is at its midpoint and on plan. The diagnosis of where margin is being lost is essentially complete and reconciled to your own accounts, and we are turning that evidence into a ranked set of recovery initiatives. The central finding is that the erosion is spread across pricing, the cost of delivery, and the mix of products and customers, rather than sitting in any single place. That shapes the recommendation as much as any individual number: the recovery will come from several coordinated actions taken together, not from one large move, and the value of the program depends on following through on the set rather than adopting one and leaving the rest.</w:t>
+        <w:t>Prepared by Melissa Casey for the leadership of Walker-Murray. This report covers the four weeks since the last one and marks roughly the midpoint of the engagement.</w:t>
       </w:r>
     </w:p>
     <w:p>
@@ -155,49 +20,17 @@
         <w:pStyle w:val="Heading2"/>
       </w:pPr>
       <w:r>
-        <w:t>Completed this period</w:t>
+        <w:t>Where the Engagement Stands</w:t>
       </w:r>
     </w:p>
     <w:p>
       <w:r>
-        <w:t>The first half of the program produced the evidence the recommendations will rest on. James Green built the margin baseline and reconciled it to your management accounts, so the figures are now yours rather than ours, traceable to sources your finance team already works from. Against that baseline the period produced:</w:t>
-      </w:r>
-    </w:p>
-    <w:p>
-      <w:pPr>
-        <w:pStyle w:val="ListBullet"/>
-      </w:pPr>
-      <w:r>
-        <w:t>A margin baseline by product line and function, tied back to your accounts, so every figure can be traced to a source your finance team already trusts.</w:t>
-      </w:r>
-    </w:p>
-    <w:p>
-      <w:pPr>
-        <w:pStyle w:val="ListBullet"/>
-      </w:pPr>
-      <w:r>
-        <w:t>A pricing analysis comparing realized prices to list across the account base, which shows discounting running deeper on the largest accounts than the policy anticipates.</w:t>
-      </w:r>
-    </w:p>
-    <w:p>
-      <w:pPr>
-        <w:pStyle w:val="ListBullet"/>
-      </w:pPr>
-      <w:r>
-        <w:t>A first customer and product profitability view, separating the accounts and lines that earn their keep from those that do not, with the service each draws taken into account.</w:t>
-      </w:r>
-    </w:p>
-    <w:p>
-      <w:pPr>
-        <w:pStyle w:val="ListBullet"/>
-      </w:pPr>
-      <w:r>
-        <w:t>An early read on the recovery initiatives the evidence supports, which we are now sizing and ranking by return against effort.</w:t>
+        <w:t>The program is on plan and on budget at the halfway mark. The cost and margin baseline is essentially complete, the operating-model review is well advanced, and we have begun to shift the weight of the second half toward the commercial terms, where the early evidence suggests the larger part of the recoverable margin sits.</w:t>
       </w:r>
     </w:p>
     <w:p>
       <w:r>
-        <w:t>One finding is worth stating plainly. The margin lost to undisciplined discounting on the largest accounts is larger than the estimate your team carried into this work, and it is the source we can act on soonest, because it turns on approval practice rather than on any change to the product or the customer. It is also the finding your commercial team is most likely to want to test, and we would rather they did; the pricing analysis is built to be walked through one account at a time.</w:t>
+        <w:t>Nothing in the work to date has changed the objective we set at the start, which is to recover a meaningful and durable part of the margin the business is losing between revenue and retained profit. What has changed is our sense of where that margin is, and that sharper view is what lets us aim the remaining analysis rather than spread it thin.</w:t>
       </w:r>
     </w:p>
     <w:p>
@@ -205,44 +38,27 @@
         <w:pStyle w:val="Heading2"/>
       </w:pPr>
       <w:r>
-        <w:t>Upcoming work</w:t>
+        <w:t>Completed This Period</w:t>
       </w:r>
     </w:p>
     <w:p>
       <w:r>
-        <w:t>The second half turns the diagnosis into a plan you can run. Assuming the direction holds, the work ahead is:</w:t>
+        <w:t>James Green completed the plant-level cost model for the two largest sites and reconciled it against the finance team's figures. The analysis now shows, with more confidence than a month ago, that the margin gap is concentrated in a limited number of product lines rather than spread evenly across the business.</w:t>
       </w:r>
     </w:p>
     <w:p>
-      <w:pPr>
-        <w:pStyle w:val="ListBullet"/>
-      </w:pPr>
       <w:r>
-        <w:t>A ranked set of recovery initiatives, each with the benefit it is expected to return and the effort it will take to land.</w:t>
+        <w:t>That finding matters because it points to a smaller set of decisions with a larger effect. On the operating model, we mapped the handoffs between sales, planning, and the plants, and identified two points where work is duplicated and a third where a decision waits longer than the business can afford. Jason Torres reviewed each of these with the managers who own the process, so that what we bring to the executive level has already been tested against the people who run it day to day.</w:t>
       </w:r>
     </w:p>
     <w:p>
-      <w:pPr>
-        <w:pStyle w:val="ListBullet"/>
-      </w:pPr>
       <w:r>
-        <w:t>A tightening of pricing and discount approval, drawn at a level a manager could put into effect without waiting on a system change.</w:t>
+        <w:t>We also held a working session with your operations team this period to walk the emerging picture rather than present it finished, which surfaced two adjustments to our reading of the plant data before they could harden into the analysis. That is the value of showing the work early, and we intend to keep doing it through the second half rather than save the findings for a single reveal at the end.</w:t>
       </w:r>
     </w:p>
     <w:p>
-      <w:pPr>
-        <w:pStyle w:val="ListBullet"/>
-      </w:pPr>
       <w:r>
-        <w:t>A recommendation on the low-margin accounts and lines, with the strategically held ones flagged separately rather than folded in.</w:t>
-      </w:r>
-    </w:p>
-    <w:p>
-      <w:pPr>
-        <w:pStyle w:val="ListBullet"/>
-      </w:pPr>
-      <w:r>
-        <w:t>A sequenced roadmap, so the actions that return the most for the least disruption come first and the harder moves follow once the early ones are underway.</w:t>
+        <w:t>Alongside the analysis, I brought the status pack and its exhibits onto a single consistent format, with every figure sourced to the workpaper behind it, so that from this report forward you can follow any number we show you back to the analysis that produced it.</w:t>
       </w:r>
     </w:p>
     <w:p>
@@ -255,7 +71,7 @@
     </w:p>
     <w:p>
       <w:r>
-        <w:t>The program is tracking within its fixed fee of $52,000, and the hours spent through the midpoint are in line with the plan. The analysis phase came in on the effort we scoped, and nothing in the work ahead requires more than was allowed for. Should the initiative design surface a question that falls outside the scope we agreed, Jason Torres will raise it with you before any work is done on it, not after, so there is nothing on the final invoice you have not already seen coming.</w:t>
+        <w:t>The engagement is being delivered within the agreed fee of $52,000, and at the midpoint our time booked against the program is in line with that figure. We do not foresee a change to the fee; were the scope to shift in a way that would affect it, we would raise the question before doing the work, not after.</w:t>
       </w:r>
     </w:p>
     <w:p>
@@ -263,41 +79,40 @@
         <w:pStyle w:val="Heading2"/>
       </w:pPr>
       <w:r>
-        <w:t>Risks</w:t>
+        <w:t>The Next Period</w:t>
       </w:r>
     </w:p>
     <w:p>
       <w:r>
-        <w:t>Three risks are worth watching, each named here so it can be managed early rather than discovered late.</w:t>
+        <w:t>In the coming weeks the work turns to the commercial terms by account, which is the analysis most likely to move the result, and to translating the operating-model findings into changes the business can actually make. Jason Torres will present the emerging recommendations to your leadership in a working session rather than a finished deck, so that the direction can be tested and adjusted before it hardens.</w:t>
+      </w:r>
+    </w:p>
+    <w:p>
+      <w:r>
+        <w:t>We will also begin, quietly, to think about the shape of the close, so that when the analysis is done the engagement ends in a handoff your own team can carry rather than in a report that sits on a shelf. That is some months off, and I raise it now only so that nothing about the ending comes as a surprise when it arrives.</w:t>
+      </w:r>
+    </w:p>
+    <w:p>
+      <w:r>
+        <w:t>I will keep the status pack current between now and then, and will give you a short written read on progress at the two-thirds mark so that nothing in the final recommendations arrives as a surprise.</w:t>
       </w:r>
     </w:p>
     <w:p>
       <w:pPr>
-        <w:pStyle w:val="ListBullet"/>
+        <w:pStyle w:val="Heading2"/>
       </w:pPr>
       <w:r>
-        <w:t>Data completeness in the mid-sized accounts, where the transaction records are thinner than in the core book. Closing the gap needs a few hours from your finance staff, not a new collection.</w:t>
-      </w:r>
-    </w:p>
-    <w:p>
-      <w:pPr>
-        <w:pStyle w:val="ListBullet"/>
-      </w:pPr>
-      <w:r>
-        <w:t>The strategically held accounts. Some low-margin relationships are kept for reasons the analysis cannot see; the decision on those is yours, and we will size them without presuming it.</w:t>
-      </w:r>
-    </w:p>
-    <w:p>
-      <w:pPr>
-        <w:pStyle w:val="ListBullet"/>
-      </w:pPr>
-      <w:r>
-        <w:t>Pace of decision. The roadmap has a critical path, and the recovery begins only once the pricing and approval changes are adopted. That decision sits with your leadership, and it is the one most within your own control.</w:t>
+        <w:t>Risks and Watch Items</w:t>
       </w:r>
     </w:p>
     <w:p>
       <w:r>
-        <w:t>We will bring the ranked initiatives and the draft roadmap to the next working session, along with the sizing behind each one, so the discussion can stay on the decisions rather than on the arithmetic. If you would like the pricing finding walked through with your commercial team before then, I will arrange it.</w:t>
+        <w:t>Two items bear watching. The first is the account-level commercial data, part of which is still outstanding on the client side; without it, the commercial analysis cannot reach the confidence the operating-model work has, and I have flagged the specific gaps to your finance team.</w:t>
+      </w:r>
+    </w:p>
+    <w:p>
+      <w:r>
+        <w:t>The second is sequencing. Because the second half of the work leans on data we do not yet fully hold for Walker-Murray, a delay in that data would push the schedule; if it slips, we will resequence the analysis with you and protect the parts of the timeline that matter most, rather than let a single gap stall the whole.</w:t>
       </w:r>
     </w:p>
     <w:sectPr>
